--- a/artigo-completude-sinan-arboviroses.docx
+++ b/artigo-completude-sinan-arboviroses.docx
@@ -434,10 +434,7 @@
         <w:pStyle w:val="BodyText"/>
       </w:pPr>
       <w:r>
-        <w:t xml:space="preserve">A dengue, entre 2010 e 2025, somou 422.823 notificações, conforme o gráfico apresentado em</w:t>
-      </w:r>
-      <w:r>
-        <w:t xml:space="preserve"> </w:t>
+        <w:t xml:space="preserve">A dengue, entre 2010 e 2025, somou 422.823 notificações, conforme o gráfico apresentado em (</w:t>
       </w:r>
       <w:hyperlink w:anchor="fig-dengue">
         <w:r>
@@ -448,7 +445,7 @@
         </w:r>
       </w:hyperlink>
       <w:r>
-        <w:t xml:space="preserve">. O indicador partiu de 39,5% e 40,2% (ruim), caiu para 22% entre 2011 e 2013, subiu a 33,5% em 2014 e estabilizou-se entre 16–23% (regular a ruim) de 2015 a 2022, exceto em 2018 (31,1%). Em 2023 e 2025, houve nova deterioração, com valores de 31% e 29% (ambos ruim).</w:t>
+        <w:t xml:space="preserve">). O indicador partiu de 39,5% e 40,2% (ruim), caiu para 22% entre 2011 e 2013, subiu a 33,5% em 2014 e estabilizou-se entre 16–23% (regular a ruim) de 2015 a 2022, exceto em 2018 (31,1%). Em 2023 e 2025, houve nova deterioração, com valores de 31% e 29% (ambos ruim).</w:t>
       </w:r>
     </w:p>
     <w:p>
@@ -464,10 +461,7 @@
         <w:pStyle w:val="BodyText"/>
       </w:pPr>
       <w:r>
-        <w:t xml:space="preserve">Para a chikungunya no período de 2014 a 2025, houve 115.159 notificações, conforme a figura em</w:t>
-      </w:r>
-      <w:r>
-        <w:t xml:space="preserve"> </w:t>
+        <w:t xml:space="preserve">Para a chikungunya no período de 2014 a 2025, houve 115.159 notificações, conforme a figura em (</w:t>
       </w:r>
       <w:hyperlink w:anchor="fig-chik">
         <w:r>
@@ -478,7 +472,7 @@
         </w:r>
       </w:hyperlink>
       <w:r>
-        <w:t xml:space="preserve">. A escolaridade foi a variável com maior incompletude, atingindo pico máximo em 2018 (46,9%, ruim). Os valores já eram elevados em 2014 (28,6%, ruim), 2015 (26,7%, ruim) e 2016 (18%, regular), sendo que, após 2018, observou-se redução com estabilização entre 13,3% e 20,8% (regular e ruim) nos anos seguintes. Em 2024, houve nova elevação para 28,2% (ruim), seguida de queda para 20,2% em 2025.</w:t>
+        <w:t xml:space="preserve">). A escolaridade foi a variável com maior incompletude, atingindo pico máximo em 2018 (46,9%, ruim). Os valores já eram elevados em 2014 (28,6%, ruim), 2015 (26,7%, ruim) e 2016 (18%, regular), sendo que, após 2018, observou-se redução com estabilização entre 13,3% e 20,8% (regular e ruim) nos anos seguintes. Em 2024, houve nova elevação para 28,2% (ruim), seguida de queda para 20,2% em 2025.</w:t>
       </w:r>
     </w:p>
     <w:p>
@@ -494,10 +488,7 @@
         <w:pStyle w:val="BodyText"/>
       </w:pPr>
       <w:r>
-        <w:t xml:space="preserve">Os dados de zika cobrem o período de 2015 a 2025, com 44.811 notificações, conforme os resultados exibidos em</w:t>
-      </w:r>
-      <w:r>
-        <w:t xml:space="preserve"> </w:t>
+        <w:t xml:space="preserve">Os dados de zika cobrem o período de 2015 a 2025, com 44.811 notificações, conforme os resultados exibidos em (</w:t>
       </w:r>
       <w:hyperlink w:anchor="fig-zika">
         <w:r>
@@ -508,7 +499,7 @@
         </w:r>
       </w:hyperlink>
       <w:r>
-        <w:t xml:space="preserve">. A variável escolaridade apresentou os maiores índices de incompletude entre as três arboviroses analisadas, variando entre 21,4% e 55,7%, com escore entre ruim e muito ruim ao longo do período. Os valores mais elevados foram registrados em 2015 (55,7%, muito ruim), 2018 (45,8%, ruim) e 2023 (49%, ruim), enquanto o menor índice foi observado em 2025 (21,4%, ruim), sugerindo melhoria recente, ainda insuficiente para alcançar classificação satisfatória.</w:t>
+        <w:t xml:space="preserve">). A variável escolaridade apresentou os maiores índices de incompletude entre as três arboviroses analisadas, variando entre 21,4% e 55,7%, com escore entre ruim e muito ruim ao longo do período. Os valores mais elevados foram registrados em 2015 (55,7%, muito ruim), 2018 (45,8%, ruim) e 2023 (49%, ruim), enquanto o menor índice foi observado em 2025 (21,4%, ruim), sugerindo melhoria recente, ainda insuficiente para alcançar classificação satisfatória.</w:t>
       </w:r>
     </w:p>
     <w:p>
@@ -1328,7 +1319,7 @@
           <w:rPr>
             <w:rStyle w:val="Hyperlink"/>
           </w:rPr>
-          <w:t xml:space="preserve">https://doi.org/DOIAQUI</w:t>
+          <w:t xml:space="preserve">https://doi.org/10.5281/zenodo.22899503</w:t>
         </w:r>
       </w:hyperlink>
     </w:p>
@@ -1676,6 +1667,14 @@
     </w:p>
     <w:bookmarkEnd w:id="49"/>
     <w:bookmarkEnd w:id="50"/>
+    <w:p>
+      <w:pPr>
+        <w:pStyle w:val="BodyText"/>
+      </w:pPr>
+      <w:r>
+        <w:t xml:space="preserve"> </w:t>
+      </w:r>
+    </w:p>
     <w:tbl>
       <w:tblPr>
         <w:tblStyle w:val="Table"/>
@@ -1755,6 +1754,14 @@
         </w:tc>
       </w:tr>
     </w:tbl>
+    <w:p>
+      <w:pPr>
+        <w:pStyle w:val="BodyText"/>
+      </w:pPr>
+      <w:r>
+        <w:t xml:space="preserve"> </w:t>
+      </w:r>
+    </w:p>
     <w:tbl>
       <w:tblPr>
         <w:tblStyle w:val="Table"/>
@@ -1834,6 +1841,14 @@
         </w:tc>
       </w:tr>
     </w:tbl>
+    <w:p>
+      <w:pPr>
+        <w:pStyle w:val="BodyText"/>
+      </w:pPr>
+      <w:r>
+        <w:t xml:space="preserve"> </w:t>
+      </w:r>
+    </w:p>
     <w:tbl>
       <w:tblPr>
         <w:tblStyle w:val="Table"/>
